--- a/docs/LANDIS-II Harvest v7 User Guide.docx
+++ b/docs/LANDIS-II Harvest v7 User Guide.docx
@@ -20,6 +20,15 @@
           <w:szCs w:val="40"/>
         </w:rPr>
       </w:pPr>
+      <w:r>
+        <w:rPr>
+          <w:rFonts w:ascii="Verdana" w:eastAsia="Verdana" w:hAnsi="Verdana" w:cs="Verdana"/>
+          <w:color w:val="000000"/>
+          <w:sz w:val="40"/>
+          <w:szCs w:val="40"/>
+        </w:rPr>
+        <w:t xml:space="preserve">Biomass </w:t>
+      </w:r>
       <w:r>
         <w:rPr>
           <w:rFonts w:ascii="Verdana" w:eastAsia="Verdana" w:hAnsi="Verdana" w:cs="Verdana"/>
@@ -8783,13 +8792,7 @@
       </w:pPr>
       <w:bookmarkStart w:id="13" w:name="_Toc226962917"/>
       <w:r>
-        <w:t xml:space="preserve">Older </w:t>
-      </w:r>
-      <w:r>
-        <w:t>Version</w:t>
-      </w:r>
-      <w:r>
-        <w:t>s</w:t>
+        <w:t>Older Versions</w:t>
       </w:r>
       <w:bookmarkEnd w:id="13"/>
     </w:p>
@@ -8812,13 +8815,7 @@
         <w:rPr>
           <w:color w:val="000000"/>
         </w:rPr>
-        <w:t>Documentation for older versions of the Harvest extension are available via GitHub</w:t>
-      </w:r>
-      <w:r>
-        <w:rPr>
-          <w:color w:val="000000"/>
-        </w:rPr>
-        <w:t>.</w:t>
+        <w:t>Documentation for older versions of the Harvest extension are available via GitHub.</w:t>
       </w:r>
     </w:p>
     <w:p>
@@ -15371,7 +15368,25 @@
           <w:sz w:val="20"/>
           <w:szCs w:val="20"/>
         </w:rPr>
-        <w:t>"Harvest"</w:t>
+        <w:t>"</w:t>
+      </w:r>
+      <w:r>
+        <w:rPr>
+          <w:rFonts w:ascii="Courier New" w:eastAsia="Courier New" w:hAnsi="Courier New" w:cs="Courier New"/>
+          <w:color w:val="000000"/>
+          <w:sz w:val="20"/>
+          <w:szCs w:val="20"/>
+        </w:rPr>
+        <w:t xml:space="preserve">Biomass </w:t>
+      </w:r>
+      <w:r>
+        <w:rPr>
+          <w:rFonts w:ascii="Courier New" w:eastAsia="Courier New" w:hAnsi="Courier New" w:cs="Courier New"/>
+          <w:color w:val="000000"/>
+          <w:sz w:val="20"/>
+          <w:szCs w:val="20"/>
+        </w:rPr>
+        <w:t>Harvest"</w:t>
       </w:r>
       <w:r>
         <w:rPr>
@@ -22325,6 +22340,11 @@
     </w:r>
     <w:r>
       <w:tab/>
+    </w:r>
+    <w:r>
+      <w:t xml:space="preserve">Biomass </w:t>
+    </w:r>
+    <w:r>
       <w:t>Harvest</w:t>
     </w:r>
   </w:p>
